--- a/docs/Level1_Instructor_Guide_v1.docx
+++ b/docs/Level1_Instructor_Guide_v1.docx
@@ -16,7 +16,7 @@
         <w:widowControl/>
       </w:pPr>
       <w:r>
-        <w:t>6体験の進行と説明と支援  v1  2026年10月13日</w:t>
+        <w:t>6体験の進行と説明と支援  v1  2026年10月14日</w:t>
       </w:r>
     </w:p>
     <w:p>
@@ -32,7 +32,7 @@
         <w:widowControl/>
       </w:pPr>
       <w:r>
-        <w:t>対応教材はLEVEL1-BETA-04です。短い説明と10秒待機、スキップ後の記事を反映しました。支援は講師の声かけで行います。画面内ヒントと個別再試行は未実装です。</w:t>
+        <w:t>対応教材はLEVEL1-BETA-05です。6体験と10秒待機を維持し、画面内ヒントと個別やり直しを追加しました。完了済みの復習では講座の進捗を保持します。講師の声かけも引き続き使います。</w:t>
       </w:r>
     </w:p>
     <w:p>
@@ -1057,7 +1057,7 @@
         <w:widowControl/>
       </w:pPr>
       <w:r>
-        <w:t>広告の説明を開いても待機は進みます。後から現れた出口は残り、説明を閉じたあとに使えます。画面内ヒントは未実装です。</w:t>
+        <w:t>広告の説明を開いても待機は進みます。後から現れた出口は残り、説明を閉じたあとに使えます。ヒントは出口が出る前後で文面が変わります。</w:t>
       </w:r>
     </w:p>
     <w:p>
@@ -2713,7 +2713,7 @@
         <w:widowControl/>
       </w:pPr>
       <w:r>
-        <w:t>現在体験だけの再試行はBETA 04では未実装です。誤タップ後は説明から同じ場面へ戻れます。完了後の個別復習は後続制作とし、全体リセットで代用しません。</w:t>
+        <w:t>未完了の体験は「この体験をやり直す」で入口へ戻ります。完了済みは別の復習モードで開き、終わったら「講座へ戻る」を押します。他の完了進捗を保持し、全体リセットで代用しません。</w:t>
       </w:r>
     </w:p>
     <w:p>
@@ -2746,6 +2746,123 @@
       </w:pPr>
       <w:r>
         <w:t>実受講者の理解、操作速度、満足度、10秒設定の効果は未確認です。完成パッケージをそろえてから実運用し、観察結果を修正へ反映します。</w:t>
+      </w:r>
+    </w:p>
+    <w:p>
+      <w:r>
+        <w:br w:type="page"/>
+      </w:r>
+    </w:p>
+    <w:p>
+      <w:pPr>
+        <w:pStyle w:val="Heading1"/>
+      </w:pPr>
+      <w:r>
+        <w:t>画面内のヒントと個別復習</w:t>
+      </w:r>
+    </w:p>
+    <w:p>
+      <w:pPr>
+        <w:pStyle w:val="Heading2"/>
+      </w:pPr>
+      <w:r>
+        <w:t>練習用サポートを使う</w:t>
+      </w:r>
+    </w:p>
+    <w:p>
+      <w:pPr>
+        <w:widowControl/>
+      </w:pPr>
+      <w:r>
+        <w:t>通常の画面では記事の外側、全画面広告では画面上の「練習用サポート」を使います。商品の案内や広告の出口とは別の欄です。</w:t>
+      </w:r>
+    </w:p>
+    <w:p>
+      <w:pPr>
+        <w:pStyle w:val="Heading2"/>
+      </w:pPr>
+      <w:r>
+        <w:t>ヒントは必要な段階だけ</w:t>
+      </w:r>
+    </w:p>
+    <w:p>
+      <w:pPr>
+        <w:widowControl/>
+      </w:pPr>
+      <w:r>
+        <w:t>「ヒント」を押すと目的を確かめる文が出ます。「もう少しヒントを見る」で目印、具体的な操作へ進みます。3段階全部を毎回読ませる必要はありません。</w:t>
+      </w:r>
+    </w:p>
+    <w:p>
+      <w:pPr>
+        <w:widowControl/>
+      </w:pPr>
+      <w:r>
+        <w:t>「画面に戻る」で閉じます。ヒント中も10秒待機は進み、出口が出ると文面が変わります。ヒントを見ることだけでは操作完了になりません。</w:t>
+      </w:r>
+    </w:p>
+    <w:p>
+      <w:pPr>
+        <w:pStyle w:val="Heading2"/>
+      </w:pPr>
+      <w:r>
+        <w:t>未完了の体験をやり直す</w:t>
+      </w:r>
+    </w:p>
+    <w:p>
+      <w:pPr>
+        <w:widowControl/>
+      </w:pPr>
+      <w:r>
+        <w:t>「この体験をやり直す」の確認で「やり直す」を押すと、その体験の入口へ戻ります。「続ける」なら今の場面を続けます。他の完了と選んだ記事を保持します。</w:t>
+      </w:r>
+    </w:p>
+    <w:p>
+      <w:pPr>
+        <w:widowControl/>
+      </w:pPr>
+      <w:r>
+        <w:t>L1-3は固定枠を再表示します。L1-5とL1-6は記事を開く前へ戻り、もう一度開くと10秒から待ちます。</w:t>
+      </w:r>
+    </w:p>
+    <w:p>
+      <w:pPr>
+        <w:pStyle w:val="Heading2"/>
+      </w:pPr>
+      <w:r>
+        <w:t>完了済みの体験を復習する</w:t>
+      </w:r>
+    </w:p>
+    <w:p>
+      <w:pPr>
+        <w:widowControl/>
+      </w:pPr>
+      <w:r>
+        <w:t>「これまでの体験を復習」を開いて、必要な体験を選びます。最後の振り返りからも6体験を選べます。復習中は進捗表示が「復習」に変わります。</w:t>
+      </w:r>
+    </w:p>
+    <w:p>
+      <w:pPr>
+        <w:widowControl/>
+      </w:pPr>
+      <w:r>
+        <w:t>復習できたら「講座へ戻る」を押します。講座の完了進捗は変わりません。復習中に再読み込みしても、同じ復習状態へ戻ります。</w:t>
+      </w:r>
+    </w:p>
+    <w:p>
+      <w:pPr>
+        <w:pStyle w:val="Heading2"/>
+      </w:pPr>
+      <w:r>
+        <w:t>全体リセットの用途</w:t>
+      </w:r>
+    </w:p>
+    <w:p>
+      <w:pPr>
+        <w:widowControl/>
+      </w:pPr>
+      <w:r>
+        <w:t>講師用全体リセットと?start=1は、新しい講座や検証を始めるときに使います。通常の進捗と復習状態を初期化するため、個別の復習には使いません。</w:t>
       </w:r>
     </w:p>
     <w:sectPr>
